--- a/output/投研舆情晨报_2026-09-23.docx
+++ b/output/投研舆情晨报_2026-09-23.docx
@@ -19,7 +19,7 @@
           <w:color w:val="8A939E"/>
           <w:sz w:val="18"/>
         </w:rPr>
-        <w:t>覆盖 6 家媒体 · 入库 11,295 条 · 去重后 2,307 条 · 识别热点 62 个</w:t>
+        <w:t>覆盖 6 家媒体 · 入库 11,928 条 · 去重后 2,413 条 · 识别热点 73 个</w:t>
       </w:r>
     </w:p>
     <w:p>
@@ -146,7 +146,7 @@
           </w:tcPr>
           <w:p>
             <w:r>
-              <w:t>金融市场</w:t>
+              <w:t>综合</w:t>
             </w:r>
           </w:p>
         </w:tc>
@@ -156,7 +156,7 @@
           </w:tcPr>
           <w:p>
             <w:r>
-              <w:t>9月22日收盘：美股全线走高 纳指涨超2% AI与芯片股领涨</w:t>
+              <w:t>9家川企跻身2026中国民营企业500强，通威、其亚、新希望</w:t>
             </w:r>
           </w:p>
         </w:tc>
@@ -166,7 +166,7 @@
           </w:tcPr>
           <w:p>
             <w:r>
-              <w:t>24/4</w:t>
+              <w:t>18/3</w:t>
             </w:r>
           </w:p>
         </w:tc>
@@ -188,7 +188,7 @@
           </w:tcPr>
           <w:p>
             <w:r>
-              <w:t>0.661</w:t>
+              <w:t>0.737</w:t>
             </w:r>
           </w:p>
         </w:tc>
@@ -208,7 +208,7 @@
           </w:tcPr>
           <w:p>
             <w:r>
-              <w:t>综合</w:t>
+              <w:t>金融市场</w:t>
             </w:r>
           </w:p>
         </w:tc>
@@ -218,7 +218,7 @@
           </w:tcPr>
           <w:p>
             <w:r>
-              <w:t>9家川企跻身2026中国民营企业500强，通威、其亚、新希望</w:t>
+              <w:t>9月22日收盘：美股全线走高 纳指涨超2% AI与芯片股领涨</w:t>
             </w:r>
           </w:p>
         </w:tc>
@@ -228,7 +228,7 @@
           </w:tcPr>
           <w:p>
             <w:r>
-              <w:t>15/2</w:t>
+              <w:t>31/4</w:t>
             </w:r>
           </w:p>
         </w:tc>
@@ -250,7 +250,7 @@
           </w:tcPr>
           <w:p>
             <w:r>
-              <w:t>0.590</w:t>
+              <w:t>0.578</w:t>
             </w:r>
           </w:p>
         </w:tc>
@@ -312,7 +312,69 @@
           </w:tcPr>
           <w:p>
             <w:r>
-              <w:t>0.576</w:t>
+              <w:t>0.572</w:t>
+            </w:r>
+          </w:p>
+        </w:tc>
+        <w:tc>
+          <w:tcPr>
+            <w:tcW w:type="dxa" w:w="1440"/>
+          </w:tcPr>
+          <w:p>
+            <w:r>
+              <w:t>爆点</w:t>
+            </w:r>
+          </w:p>
+        </w:tc>
+        <w:tc>
+          <w:tcPr>
+            <w:tcW w:type="dxa" w:w="1440"/>
+          </w:tcPr>
+          <w:p>
+            <w:r>
+              <w:t>宏观政策</w:t>
+            </w:r>
+          </w:p>
+        </w:tc>
+        <w:tc>
+          <w:tcPr>
+            <w:tcW w:type="dxa" w:w="1440"/>
+          </w:tcPr>
+          <w:p>
+            <w:r>
+              <w:t>美债收益率持续走高，2年期美债收益率升至4.79%，创年内新</w:t>
+            </w:r>
+          </w:p>
+        </w:tc>
+        <w:tc>
+          <w:tcPr>
+            <w:tcW w:type="dxa" w:w="1440"/>
+          </w:tcPr>
+          <w:p>
+            <w:r>
+              <w:t>7/3</w:t>
+            </w:r>
+          </w:p>
+        </w:tc>
+      </w:tr>
+      <w:tr>
+        <w:tc>
+          <w:tcPr>
+            <w:tcW w:type="dxa" w:w="1440"/>
+          </w:tcPr>
+          <w:p>
+            <w:r>
+              <w:t>5</w:t>
+            </w:r>
+          </w:p>
+        </w:tc>
+        <w:tc>
+          <w:tcPr>
+            <w:tcW w:type="dxa" w:w="1440"/>
+          </w:tcPr>
+          <w:p>
+            <w:r>
+              <w:t>0.560</w:t>
             </w:r>
           </w:p>
         </w:tc>
@@ -364,7 +426,7 @@
           </w:tcPr>
           <w:p>
             <w:r>
-              <w:t>5</w:t>
+              <w:t>6</w:t>
             </w:r>
           </w:p>
         </w:tc>
@@ -374,7 +436,7 @@
           </w:tcPr>
           <w:p>
             <w:r>
-              <w:t>0.560</w:t>
+              <w:t>0.512</w:t>
             </w:r>
           </w:p>
         </w:tc>
@@ -426,7 +488,7 @@
           </w:tcPr>
           <w:p>
             <w:r>
-              <w:t>6</w:t>
+              <w:t>7</w:t>
             </w:r>
           </w:p>
         </w:tc>
@@ -436,7 +498,7 @@
           </w:tcPr>
           <w:p>
             <w:r>
-              <w:t>0.470</w:t>
+              <w:t>0.511</w:t>
             </w:r>
           </w:p>
         </w:tc>
@@ -456,7 +518,7 @@
           </w:tcPr>
           <w:p>
             <w:r>
-              <w:t>宏观政策</w:t>
+              <w:t>综合</w:t>
             </w:r>
           </w:p>
         </w:tc>
@@ -466,69 +528,7 @@
           </w:tcPr>
           <w:p>
             <w:r>
-              <w:t>2025年中国对外直接投资流量2135.8亿美元 比上年增长</w:t>
-            </w:r>
-          </w:p>
-        </w:tc>
-        <w:tc>
-          <w:tcPr>
-            <w:tcW w:type="dxa" w:w="1440"/>
-          </w:tcPr>
-          <w:p>
-            <w:r>
-              <w:t>3/3</w:t>
-            </w:r>
-          </w:p>
-        </w:tc>
-      </w:tr>
-      <w:tr>
-        <w:tc>
-          <w:tcPr>
-            <w:tcW w:type="dxa" w:w="1440"/>
-          </w:tcPr>
-          <w:p>
-            <w:r>
-              <w:t>7</w:t>
-            </w:r>
-          </w:p>
-        </w:tc>
-        <w:tc>
-          <w:tcPr>
-            <w:tcW w:type="dxa" w:w="1440"/>
-          </w:tcPr>
-          <w:p>
-            <w:r>
-              <w:t>0.463</w:t>
-            </w:r>
-          </w:p>
-        </w:tc>
-        <w:tc>
-          <w:tcPr>
-            <w:tcW w:type="dxa" w:w="1440"/>
-          </w:tcPr>
-          <w:p>
-            <w:r>
-              <w:t>高热</w:t>
-            </w:r>
-          </w:p>
-        </w:tc>
-        <w:tc>
-          <w:tcPr>
-            <w:tcW w:type="dxa" w:w="1440"/>
-          </w:tcPr>
-          <w:p>
-            <w:r>
-              <w:t>国际市场</w:t>
-            </w:r>
-          </w:p>
-        </w:tc>
-        <w:tc>
-          <w:tcPr>
-            <w:tcW w:type="dxa" w:w="1440"/>
-          </w:tcPr>
-          <w:p>
-            <w:r>
-              <w:t>美联储古尔斯比：如果供给冲击型通胀持续，美联储唯一的选择就是</w:t>
+              <w:t>伊朗提出重开霍尔木兹海峡条件，特朗普称或在中期选举后达成协议</w:t>
             </w:r>
           </w:p>
         </w:tc>
@@ -560,7 +560,7 @@
           </w:tcPr>
           <w:p>
             <w:r>
-              <w:t>0.444</w:t>
+              <w:t>0.500</w:t>
             </w:r>
           </w:p>
         </w:tc>
@@ -580,7 +580,7 @@
           </w:tcPr>
           <w:p>
             <w:r>
-              <w:t>AI与大模型</w:t>
+              <w:t>国际市场</w:t>
             </w:r>
           </w:p>
         </w:tc>
@@ -590,7 +590,7 @@
           </w:tcPr>
           <w:p>
             <w:r>
-              <w:t xml:space="preserve">贝森特将Hugging Face事件归责OpenAI管理层 </w:t>
+              <w:t>2025年中国对外直接投资流量2135.8亿美元 比上年增长</w:t>
             </w:r>
           </w:p>
         </w:tc>
@@ -600,7 +600,7 @@
           </w:tcPr>
           <w:p>
             <w:r>
-              <w:t>3/3</w:t>
+              <w:t>4/3</w:t>
             </w:r>
           </w:p>
         </w:tc>
@@ -622,7 +622,7 @@
           </w:tcPr>
           <w:p>
             <w:r>
-              <w:t>0.439</w:t>
+              <w:t>0.467</w:t>
             </w:r>
           </w:p>
         </w:tc>
@@ -642,7 +642,7 @@
           </w:tcPr>
           <w:p>
             <w:r>
-              <w:t>综合</w:t>
+              <w:t>金融市场</w:t>
             </w:r>
           </w:p>
         </w:tc>
@@ -652,7 +652,7 @@
           </w:tcPr>
           <w:p>
             <w:r>
-              <w:t>霍尔木兹海峡周末可追踪船舶通行量降至12艘</w:t>
+              <w:t>多家银行存款利息涨了，年利率最高超过2%！超50万亿元存款今</w:t>
             </w:r>
           </w:p>
         </w:tc>
@@ -684,7 +684,7 @@
           </w:tcPr>
           <w:p>
             <w:r>
-              <w:t>0.423</w:t>
+              <w:t>0.467</w:t>
             </w:r>
           </w:p>
         </w:tc>
@@ -704,7 +704,7 @@
           </w:tcPr>
           <w:p>
             <w:r>
-              <w:t>消费电子</w:t>
+              <w:t>金融市场</w:t>
             </w:r>
           </w:p>
         </w:tc>
@@ -714,7 +714,7 @@
           </w:tcPr>
           <w:p>
             <w:r>
-              <w:t>vivo X500 Pro系列首发联发科天玑2nm旗舰芯</w:t>
+              <w:t>东兴证券：2026年9月23日上交所受理公司主动终止上市申请</w:t>
             </w:r>
           </w:p>
         </w:tc>
@@ -746,7 +746,7 @@
         <w:pStyle w:val="Heading2"/>
       </w:pPr>
       <w:r>
-        <w:t>9月22日收盘：美股全线走高 纳指涨超2% AI与芯片股领涨 Meta涨超11% 英特尔</w:t>
+        <w:t>9家川企跻身2026中国民营企业500强，通威、其亚、新希望收入超千亿元</w:t>
       </w:r>
     </w:p>
     <w:p>
@@ -755,7 +755,7 @@
           <w:color w:val="8A939E"/>
           <w:sz w:val="18"/>
         </w:rPr>
-        <w:t>热度 0.783（爆点）· 24 篇 / 4 家媒体 · 金融市场</w:t>
+        <w:t>热度 0.783（爆点）· 18 篇 / 3 家媒体 · 综合</w:t>
       </w:r>
     </w:p>
     <w:p>
@@ -767,7 +767,81 @@
         <w:t>事件概述：</w:t>
       </w:r>
       <w:r>
-        <w:t>「9月22日收盘：美股全线走高 纳指涨超2% AI与芯片股领涨 Meta涨超11% 英特尔涨超12」由 24 篇报道聚合而成，覆盖 4 家媒体，热度 0.783（爆点），所属板块类目：金融市场。</w:t>
+        <w:t>「9家川企跻身2026中国民营企业500强，通威、其亚、新希望收入超千亿元」由 18 篇报道聚合而成，覆盖 3 家媒体，热度 0.783（爆点），所属板块类目：综合。</w:t>
+      </w:r>
+    </w:p>
+    <w:p>
+      <w:r>
+        <w:rPr>
+          <w:b/>
+          <w:color w:val="16324F"/>
+        </w:rPr>
+        <w:t>关键信息：</w:t>
+      </w:r>
+      <w:r>
+        <w:t>9家川企跻身2026中国民营企业500强，通威、其亚、新希望收入超千亿元；广东49家企业上榜中国民企500强，华为、比亚迪、腾讯稳居TOP10；2026中国民营企业500强出炉！（附榜单）</w:t>
+      </w:r>
+    </w:p>
+    <w:p>
+      <w:r>
+        <w:rPr>
+          <w:b/>
+          <w:color w:val="16324F"/>
+        </w:rPr>
+        <w:t>市场影响：</w:t>
+      </w:r>
+      <w:r>
+        <w:t>关联板块代码：本簇未携带板块标签。（LLM 不可用，未生成研判，以上为检索与统计事实）</w:t>
+      </w:r>
+    </w:p>
+    <w:p>
+      <w:r>
+        <w:rPr>
+          <w:b/>
+          <w:color w:val="16324F"/>
+        </w:rPr>
+        <w:t>关注要点：</w:t>
+      </w:r>
+      <w:r>
+        <w:t>建议人工复核该事件的后续进展与板块联动。</w:t>
+      </w:r>
+    </w:p>
+    <w:p>
+      <w:r>
+        <w:rPr>
+          <w:color w:val="8A939E"/>
+          <w:sz w:val="17"/>
+        </w:rPr>
+        <w:t>引用：[1]9家川企跻身2026中国民营企业500强，通威、其亚 / [2]广东49家企业上榜中国民企500强，华为、比亚迪、腾 / [3]2026中国民营企业500强出炉！（附榜单） / [4]最新中国民企500强榜单，镇江新增2家！</w:t>
+      </w:r>
+    </w:p>
+    <w:p>
+      <w:pPr>
+        <w:pStyle w:val="Heading2"/>
+      </w:pPr>
+      <w:r>
+        <w:t>9月22日收盘：美股全线走高 纳指涨超2% AI与芯片股领涨 Meta涨超11% 英特尔</w:t>
+      </w:r>
+    </w:p>
+    <w:p>
+      <w:r>
+        <w:rPr>
+          <w:color w:val="8A939E"/>
+          <w:sz w:val="18"/>
+        </w:rPr>
+        <w:t>热度 0.737（爆点）· 31 篇 / 4 家媒体 · 金融市场</w:t>
+      </w:r>
+    </w:p>
+    <w:p>
+      <w:r>
+        <w:rPr>
+          <w:b/>
+          <w:color w:val="16324F"/>
+        </w:rPr>
+        <w:t>事件概述：</w:t>
+      </w:r>
+      <w:r>
+        <w:t>「9月22日收盘：美股全线走高 纳指涨超2% AI与芯片股领涨 Meta涨超11% 英特尔涨超12」由 31 篇报道聚合而成，覆盖 4 家媒体，热度 0.737（爆点），所属板块类目：金融市场。</w:t>
       </w:r>
     </w:p>
     <w:p>
@@ -820,7 +894,7 @@
         <w:pStyle w:val="Heading2"/>
       </w:pPr>
       <w:r>
-        <w:t>9家川企跻身2026中国民营企业500强，通威、其亚、新希望收入超千亿元</w:t>
+        <w:t>人民币兑美元中间价报6.7459，上调28点；上一交易日中间价6.7487，上一</w:t>
       </w:r>
     </w:p>
     <w:p>
@@ -829,7 +903,7 @@
           <w:color w:val="8A939E"/>
           <w:sz w:val="18"/>
         </w:rPr>
-        <w:t>热度 0.661（爆点）· 15 篇 / 2 家媒体 · 综合</w:t>
+        <w:t>热度 0.578（爆点）· 5 篇 / 4 家媒体 · 国际市场</w:t>
       </w:r>
     </w:p>
     <w:p>
@@ -841,81 +915,7 @@
         <w:t>事件概述：</w:t>
       </w:r>
       <w:r>
-        <w:t>「9家川企跻身2026中国民营企业500强，通威、其亚、新希望收入超千亿元」由 15 篇报道聚合而成，覆盖 2 家媒体，热度 0.661（爆点），所属板块类目：综合。</w:t>
-      </w:r>
-    </w:p>
-    <w:p>
-      <w:r>
-        <w:rPr>
-          <w:b/>
-          <w:color w:val="16324F"/>
-        </w:rPr>
-        <w:t>关键信息：</w:t>
-      </w:r>
-      <w:r>
-        <w:t>9家川企跻身2026中国民营企业500强，通威、其亚、新希望收入超千亿元；广东49家企业上榜中国民企500强，华为、比亚迪、腾讯稳居TOP10；最新中国民企500强榜单，镇江新增2家！</w:t>
-      </w:r>
-    </w:p>
-    <w:p>
-      <w:r>
-        <w:rPr>
-          <w:b/>
-          <w:color w:val="16324F"/>
-        </w:rPr>
-        <w:t>市场影响：</w:t>
-      </w:r>
-      <w:r>
-        <w:t>关联板块代码：本簇未携带板块标签。（LLM 不可用，未生成研判，以上为检索与统计事实）</w:t>
-      </w:r>
-    </w:p>
-    <w:p>
-      <w:r>
-        <w:rPr>
-          <w:b/>
-          <w:color w:val="16324F"/>
-        </w:rPr>
-        <w:t>关注要点：</w:t>
-      </w:r>
-      <w:r>
-        <w:t>建议人工复核该事件的后续进展与板块联动。</w:t>
-      </w:r>
-    </w:p>
-    <w:p>
-      <w:r>
-        <w:rPr>
-          <w:color w:val="8A939E"/>
-          <w:sz w:val="17"/>
-        </w:rPr>
-        <w:t>引用：[1]9家川企跻身2026中国民营企业500强，通威、其亚 / [2]广东49家企业上榜中国民企500强，华为、比亚迪、腾 / [3]最新中国民企500强榜单，镇江新增2家！ / [4]2026中国民营企业500强出炉！（附榜单）</w:t>
-      </w:r>
-    </w:p>
-    <w:p>
-      <w:pPr>
-        <w:pStyle w:val="Heading2"/>
-      </w:pPr>
-      <w:r>
-        <w:t>人民币兑美元中间价报6.7459，上调28点；上一交易日中间价6.7487，上一</w:t>
-      </w:r>
-    </w:p>
-    <w:p>
-      <w:r>
-        <w:rPr>
-          <w:color w:val="8A939E"/>
-          <w:sz w:val="18"/>
-        </w:rPr>
-        <w:t>热度 0.590（爆点）· 5 篇 / 4 家媒体 · 国际市场</w:t>
-      </w:r>
-    </w:p>
-    <w:p>
-      <w:r>
-        <w:rPr>
-          <w:b/>
-          <w:color w:val="16324F"/>
-        </w:rPr>
-        <w:t>事件概述：</w:t>
-      </w:r>
-      <w:r>
-        <w:t>「人民币兑美元中间价报6.7459，上调28点；上一交易日中间价6.7487，上一」由 5 篇报道聚合而成，覆盖 4 家媒体，热度 0.59（爆点），所属板块类目：国际市场。</w:t>
+        <w:t>「人民币兑美元中间价报6.7459，上调28点；上一交易日中间价6.7487，上一」由 5 篇报道聚合而成，覆盖 4 家媒体，热度 0.578（爆点），所属板块类目：国际市场。</w:t>
       </w:r>
     </w:p>
     <w:p>
@@ -968,7 +968,7 @@
         <w:pStyle w:val="Heading2"/>
       </w:pPr>
       <w:r>
-        <w:t>9月22日美股成交前20：智能体Muse引爆AI行情 Meta大涨11.43% CPU生</w:t>
+        <w:t>美债收益率持续走高，2年期美债收益率升至4.79%，创年内新高。</w:t>
       </w:r>
     </w:p>
     <w:p>
@@ -977,7 +977,7 @@
           <w:color w:val="8A939E"/>
           <w:sz w:val="18"/>
         </w:rPr>
-        <w:t>热度 0.576（爆点）· 11 篇 / 2 家媒体 · AI与大模型</w:t>
+        <w:t>热度 0.572（爆点）· 7 篇 / 3 家媒体 · 宏观政策</w:t>
       </w:r>
     </w:p>
     <w:p>
@@ -989,7 +989,81 @@
         <w:t>事件概述：</w:t>
       </w:r>
       <w:r>
-        <w:t>「9月22日美股成交前20：智能体Muse引爆AI行情 Meta大涨11.43% CPU生产商AM」由 11 篇报道聚合而成，覆盖 2 家媒体，热度 0.576（爆点），所属板块类目：AI与大模型。</w:t>
+        <w:t>「美债收益率持续走高，2年期美债收益率升至4.79%，创年内新高。」由 7 篇报道聚合而成，覆盖 3 家媒体，热度 0.572（爆点），所属板块类目：宏观政策。</w:t>
+      </w:r>
+    </w:p>
+    <w:p>
+      <w:r>
+        <w:rPr>
+          <w:b/>
+          <w:color w:val="16324F"/>
+        </w:rPr>
+        <w:t>关键信息：</w:t>
+      </w:r>
+      <w:r>
+        <w:t>美债收益率持续走高，2年期美债收益率升至4.79%，创年内新高。；美国2年期国债收益率升至4.79% 创下年内最高水平；美债收益率曲线再度逼近倒挂，债市警报开始传导至美股</w:t>
+      </w:r>
+    </w:p>
+    <w:p>
+      <w:r>
+        <w:rPr>
+          <w:b/>
+          <w:color w:val="16324F"/>
+        </w:rPr>
+        <w:t>市场影响：</w:t>
+      </w:r>
+      <w:r>
+        <w:t>关联板块代码：本簇未携带板块标签。（LLM 不可用，未生成研判，以上为检索与统计事实）</w:t>
+      </w:r>
+    </w:p>
+    <w:p>
+      <w:r>
+        <w:rPr>
+          <w:b/>
+          <w:color w:val="16324F"/>
+        </w:rPr>
+        <w:t>关注要点：</w:t>
+      </w:r>
+      <w:r>
+        <w:t>建议人工复核该事件的后续进展与板块联动。</w:t>
+      </w:r>
+    </w:p>
+    <w:p>
+      <w:r>
+        <w:rPr>
+          <w:color w:val="8A939E"/>
+          <w:sz w:val="17"/>
+        </w:rPr>
+        <w:t>引用：[1]美债收益率持续走高，2年期美债收益率升至4.79%， / [2]美国2年期国债收益率升至4.79% 创下年内最高水平 / [3]美债收益率曲线再度逼近倒挂，债市警报开始传导至美股 / [4]策略师：美债10年期实际收益率创20年新高，黄金ET</w:t>
+      </w:r>
+    </w:p>
+    <w:p>
+      <w:pPr>
+        <w:pStyle w:val="Heading2"/>
+      </w:pPr>
+      <w:r>
+        <w:t>9月22日美股成交前20：智能体Muse引爆AI行情 Meta大涨11.43% CPU生</w:t>
+      </w:r>
+    </w:p>
+    <w:p>
+      <w:r>
+        <w:rPr>
+          <w:color w:val="8A939E"/>
+          <w:sz w:val="18"/>
+        </w:rPr>
+        <w:t>热度 0.560（爆点）· 11 篇 / 2 家媒体 · AI与大模型</w:t>
+      </w:r>
+    </w:p>
+    <w:p>
+      <w:r>
+        <w:rPr>
+          <w:b/>
+          <w:color w:val="16324F"/>
+        </w:rPr>
+        <w:t>事件概述：</w:t>
+      </w:r>
+      <w:r>
+        <w:t>「9月22日美股成交前20：智能体Muse引爆AI行情 Meta大涨11.43% CPU生产商AM」由 11 篇报道聚合而成，覆盖 2 家媒体，热度 0.56（爆点），所属板块类目：AI与大模型。</w:t>
       </w:r>
     </w:p>
     <w:p>
@@ -1039,80 +1113,6 @@
     </w:p>
     <w:p>
       <w:pPr>
-        <w:pStyle w:val="Heading2"/>
-      </w:pPr>
-      <w:r>
-        <w:t>内盘商品期货开盘，菜籽粕、国际铜、豆二主力合约涨超1%，乙二醇、丙烯跌超2%，原</w:t>
-      </w:r>
-    </w:p>
-    <w:p>
-      <w:r>
-        <w:rPr>
-          <w:color w:val="8A939E"/>
-          <w:sz w:val="18"/>
-        </w:rPr>
-        <w:t>热度 0.560（爆点）· 5 篇 / 3 家媒体 · 大宗与能化</w:t>
-      </w:r>
-    </w:p>
-    <w:p>
-      <w:r>
-        <w:rPr>
-          <w:b/>
-          <w:color w:val="16324F"/>
-        </w:rPr>
-        <w:t>事件概述：</w:t>
-      </w:r>
-      <w:r>
-        <w:t>「内盘商品期货开盘，菜籽粕、国际铜、豆二主力合约涨超1%，乙二醇、丙烯跌超2%，原」由 5 篇报道聚合而成，覆盖 3 家媒体，热度 0.56（爆点），所属板块类目：大宗与能化。</w:t>
-      </w:r>
-    </w:p>
-    <w:p>
-      <w:r>
-        <w:rPr>
-          <w:b/>
-          <w:color w:val="16324F"/>
-        </w:rPr>
-        <w:t>关键信息：</w:t>
-      </w:r>
-      <w:r>
-        <w:t>内盘商品期货开盘，菜籽粕、国际铜、豆二主力合约涨超1%，乙二醇、丙烯跌超2%，原；国内商品期货夜盘开盘 主力合约多数上涨；商品期货收盘涨跌不一：欧线涨超4% 乙二醇跌超3%</w:t>
-      </w:r>
-    </w:p>
-    <w:p>
-      <w:r>
-        <w:rPr>
-          <w:b/>
-          <w:color w:val="16324F"/>
-        </w:rPr>
-        <w:t>市场影响：</w:t>
-      </w:r>
-      <w:r>
-        <w:t>关联板块代码：本簇未携带板块标签。（LLM 不可用，未生成研判，以上为检索与统计事实）</w:t>
-      </w:r>
-    </w:p>
-    <w:p>
-      <w:r>
-        <w:rPr>
-          <w:b/>
-          <w:color w:val="16324F"/>
-        </w:rPr>
-        <w:t>关注要点：</w:t>
-      </w:r>
-      <w:r>
-        <w:t>建议人工复核该事件的后续进展与板块联动。</w:t>
-      </w:r>
-    </w:p>
-    <w:p>
-      <w:r>
-        <w:rPr>
-          <w:color w:val="8A939E"/>
-          <w:sz w:val="17"/>
-        </w:rPr>
-        <w:t>引用：[1]内盘商品期货开盘，菜籽粕、国际铜、豆二主力合约涨超1 / [2]国内商品期货夜盘开盘 主力合约多数上涨 / [3]商品期货收盘涨跌不一：欧线涨超4% 乙二醇跌超3% / [4]商品期货开盘，集运欧线主力合约涨超2%，铂、沪银、沪</w:t>
-      </w:r>
-    </w:p>
-    <w:p>
-      <w:pPr>
         <w:pStyle w:val="Heading1"/>
       </w:pPr>
       <w:r>
@@ -1127,7 +1127,7 @@
         <w:pStyle w:val="ListBullet"/>
       </w:pPr>
       <w:r>
-        <w:t>采集：6 家媒体公开接口，累计入库 11,295 条</w:t>
+        <w:t>采集：6 家媒体公开接口，累计入库 11,928 条</w:t>
       </w:r>
     </w:p>
     <w:p>
@@ -1135,7 +1135,7 @@
         <w:pStyle w:val="ListBullet"/>
       </w:pPr>
       <w:r>
-        <w:t>三层去重：2,554 → 2,307 条（精确103/SimHash6/语义138）</w:t>
+        <w:t>三层去重：2,658 → 2,413 条（精确98/SimHash9/语义138）</w:t>
       </w:r>
     </w:p>
     <w:p>
